--- a/modelo_oficio.docx
+++ b/modelo_oficio.docx
@@ -13,7 +13,6 @@
           <w:sz w:val="24"/>
         </w:rPr>
       </w:pPr>
-      <w:proofErr w:type="spellStart"/>
       <w:r>
         <w:rPr>
           <w:rFonts w:ascii="Arial" w:hAnsi="Arial" w:cs="Arial"/>
@@ -21,37 +20,7 @@
           <w:bCs/>
           <w:sz w:val="24"/>
         </w:rPr>
-        <w:t>Ofício</w:t>
-      </w:r>
-      <w:proofErr w:type="spellEnd"/>
-      <w:r>
-        <w:rPr>
-          <w:rFonts w:ascii="Arial" w:hAnsi="Arial" w:cs="Arial"/>
-          <w:b/>
-          <w:bCs/>
-          <w:sz w:val="24"/>
-        </w:rPr>
-        <w:t xml:space="preserve"> nº {{</w:t>
-      </w:r>
-      <w:proofErr w:type="spellStart"/>
-      <w:r>
-        <w:rPr>
-          <w:rFonts w:ascii="Arial" w:hAnsi="Arial" w:cs="Arial"/>
-          <w:b/>
-          <w:bCs/>
-          <w:sz w:val="24"/>
-        </w:rPr>
-        <w:t>num_oficio</w:t>
-      </w:r>
-      <w:proofErr w:type="spellEnd"/>
-      <w:r>
-        <w:rPr>
-          <w:rFonts w:ascii="Arial" w:hAnsi="Arial" w:cs="Arial"/>
-          <w:b/>
-          <w:bCs/>
-          <w:sz w:val="24"/>
-        </w:rPr>
-        <w:t>}}/2026 – GPC/DL – cms</w:t>
+        <w:t>Ofício nº {{num_oficio}}/2026 – GPC/DL – cms</w:t>
       </w:r>
     </w:p>
     <w:p>
@@ -102,23 +71,7 @@
           <w:rFonts w:ascii="Arial" w:hAnsi="Arial" w:cs="Arial"/>
           <w:sz w:val="24"/>
         </w:rPr>
-        <w:t>, {{</w:t>
-      </w:r>
-      <w:proofErr w:type="spellStart"/>
-      <w:r>
-        <w:rPr>
-          <w:rFonts w:ascii="Arial" w:hAnsi="Arial" w:cs="Arial"/>
-          <w:sz w:val="24"/>
-        </w:rPr>
-        <w:t>data_extenso</w:t>
-      </w:r>
-      <w:proofErr w:type="spellEnd"/>
-      <w:r>
-        <w:rPr>
-          <w:rFonts w:ascii="Arial" w:hAnsi="Arial" w:cs="Arial"/>
-          <w:sz w:val="24"/>
-        </w:rPr>
-        <w:t>}}.</w:t>
+        <w:t>, {{data_extenso}}.</w:t>
       </w:r>
     </w:p>
     <w:p>
@@ -150,7 +103,6 @@
           <w:sz w:val="24"/>
         </w:rPr>
       </w:pPr>
-      <w:proofErr w:type="spellStart"/>
       <w:r>
         <w:rPr>
           <w:rFonts w:ascii="Arial" w:hAnsi="Arial" w:cs="Arial"/>
@@ -160,31 +112,13 @@
         </w:rPr>
         <w:t>Assunto</w:t>
       </w:r>
-      <w:proofErr w:type="spellEnd"/>
       <w:r>
         <w:rPr>
           <w:rFonts w:ascii="Arial" w:hAnsi="Arial" w:cs="Arial"/>
           <w:sz w:val="24"/>
         </w:rPr>
-        <w:t xml:space="preserve">: </w:t>
+        <w:t xml:space="preserve">: Encaminha </w:t>
       </w:r>
-      <w:proofErr w:type="spellStart"/>
-      <w:r>
-        <w:rPr>
-          <w:rFonts w:ascii="Arial" w:hAnsi="Arial" w:cs="Arial"/>
-          <w:sz w:val="24"/>
-        </w:rPr>
-        <w:t>Encaminha</w:t>
-      </w:r>
-      <w:proofErr w:type="spellEnd"/>
-      <w:r>
-        <w:rPr>
-          <w:rFonts w:ascii="Arial" w:hAnsi="Arial" w:cs="Arial"/>
-          <w:sz w:val="24"/>
-        </w:rPr>
-        <w:t xml:space="preserve"> </w:t>
-      </w:r>
-      <w:proofErr w:type="spellStart"/>
       <w:r>
         <w:rPr>
           <w:rFonts w:ascii="Arial" w:hAnsi="Arial" w:cs="Arial"/>
@@ -192,9 +126,8 @@
           <w:bCs/>
           <w:sz w:val="24"/>
         </w:rPr>
-        <w:t>Moção</w:t>
+        <w:t>Moção de {{tipo_mocao}} nº {{num_mocao}}</w:t>
       </w:r>
-      <w:proofErr w:type="spellEnd"/>
       <w:r>
         <w:rPr>
           <w:rFonts w:ascii="Arial" w:hAnsi="Arial" w:cs="Arial"/>
@@ -202,47 +135,7 @@
           <w:bCs/>
           <w:sz w:val="24"/>
         </w:rPr>
-        <w:t xml:space="preserve"> de {{</w:t>
-      </w:r>
-      <w:proofErr w:type="spellStart"/>
-      <w:r>
-        <w:rPr>
-          <w:rFonts w:ascii="Arial" w:hAnsi="Arial" w:cs="Arial"/>
-          <w:b/>
-          <w:bCs/>
-          <w:sz w:val="24"/>
-        </w:rPr>
-        <w:t>tipo_mocao</w:t>
-      </w:r>
-      <w:proofErr w:type="spellEnd"/>
-      <w:r>
-        <w:rPr>
-          <w:rFonts w:ascii="Arial" w:hAnsi="Arial" w:cs="Arial"/>
-          <w:b/>
-          <w:bCs/>
-          <w:sz w:val="24"/>
-        </w:rPr>
-        <w:t>}} nº {{</w:t>
-      </w:r>
-      <w:proofErr w:type="spellStart"/>
-      <w:r>
-        <w:rPr>
-          <w:rFonts w:ascii="Arial" w:hAnsi="Arial" w:cs="Arial"/>
-          <w:b/>
-          <w:bCs/>
-          <w:sz w:val="24"/>
-        </w:rPr>
-        <w:t>num_mocao</w:t>
-      </w:r>
-      <w:proofErr w:type="spellEnd"/>
-      <w:r>
-        <w:rPr>
-          <w:rFonts w:ascii="Arial" w:hAnsi="Arial" w:cs="Arial"/>
-          <w:b/>
-          <w:bCs/>
-          <w:sz w:val="24"/>
-        </w:rPr>
-        <w:t>}}</w:t>
+        <w:t>/2026</w:t>
       </w:r>
       <w:r>
         <w:rPr>
@@ -284,31 +177,13 @@
           <w:sz w:val="24"/>
         </w:rPr>
       </w:pPr>
-      <w:proofErr w:type="gramStart"/>
       <w:r>
         <w:rPr>
           <w:rFonts w:ascii="Arial" w:hAnsi="Arial" w:cs="Arial"/>
           <w:sz w:val="24"/>
         </w:rPr>
-        <w:t>{{</w:t>
+        <w:t>{{vocativo}},</w:t>
       </w:r>
-      <w:proofErr w:type="spellStart"/>
-      <w:r>
-        <w:rPr>
-          <w:rFonts w:ascii="Arial" w:hAnsi="Arial" w:cs="Arial"/>
-          <w:sz w:val="24"/>
-        </w:rPr>
-        <w:t>vocativo</w:t>
-      </w:r>
-      <w:proofErr w:type="spellEnd"/>
-      <w:r>
-        <w:rPr>
-          <w:rFonts w:ascii="Arial" w:hAnsi="Arial" w:cs="Arial"/>
-          <w:sz w:val="24"/>
-        </w:rPr>
-        <w:t>}},</w:t>
-      </w:r>
-      <w:proofErr w:type="gramEnd"/>
     </w:p>
     <w:p>
       <w:pPr>
@@ -345,70 +220,7 @@
           <w:bCs/>
           <w:sz w:val="24"/>
         </w:rPr>
-        <w:t>{{</w:t>
-      </w:r>
-      <w:proofErr w:type="spellStart"/>
-      <w:r>
-        <w:rPr>
-          <w:rFonts w:ascii="Arial" w:hAnsi="Arial" w:cs="Arial"/>
-          <w:b/>
-          <w:bCs/>
-          <w:sz w:val="24"/>
-        </w:rPr>
-        <w:t>tipo_mocao</w:t>
-      </w:r>
-      <w:proofErr w:type="spellEnd"/>
-      <w:r>
-        <w:rPr>
-          <w:rFonts w:ascii="Arial" w:hAnsi="Arial" w:cs="Arial"/>
-          <w:b/>
-          <w:bCs/>
-          <w:sz w:val="24"/>
-        </w:rPr>
-        <w:t>}} nº {{</w:t>
-      </w:r>
-      <w:proofErr w:type="spellStart"/>
-      <w:r>
-        <w:rPr>
-          <w:rFonts w:ascii="Arial" w:hAnsi="Arial" w:cs="Arial"/>
-          <w:b/>
-          <w:bCs/>
-          <w:sz w:val="24"/>
-        </w:rPr>
-        <w:t>num_mocao</w:t>
-      </w:r>
-      <w:proofErr w:type="spellEnd"/>
-      <w:r>
-        <w:rPr>
-          <w:rFonts w:ascii="Arial" w:hAnsi="Arial" w:cs="Arial"/>
-          <w:b/>
-          <w:bCs/>
-          <w:sz w:val="24"/>
-        </w:rPr>
-        <w:t>}}</w:t>
-      </w:r>
-      <w:r>
-        <w:rPr>
-          <w:rFonts w:ascii="Arial" w:hAnsi="Arial" w:cs="Arial"/>
-          <w:sz w:val="24"/>
-        </w:rPr>
-        <w:t xml:space="preserve">, de </w:t>
-      </w:r>
-      <w:proofErr w:type="spellStart"/>
-      <w:r>
-        <w:rPr>
-          <w:rFonts w:ascii="Arial" w:hAnsi="Arial" w:cs="Arial"/>
-          <w:sz w:val="24"/>
-        </w:rPr>
-        <w:t>autoria</w:t>
-      </w:r>
-      <w:proofErr w:type="spellEnd"/>
-      <w:r>
-        <w:rPr>
-          <w:rFonts w:ascii="Arial" w:hAnsi="Arial" w:cs="Arial"/>
-          <w:sz w:val="24"/>
-        </w:rPr>
-        <w:t xml:space="preserve"> </w:t>
+        <w:t>{{tipo_mocao}} nº {{num_mocao}}</w:t>
       </w:r>
       <w:r>
         <w:rPr>
@@ -417,9 +229,15 @@
           <w:bCs/>
           <w:sz w:val="24"/>
         </w:rPr>
-        <w:t>{{</w:t>
+        <w:t>/2026</w:t>
       </w:r>
-      <w:proofErr w:type="spellStart"/>
+      <w:r>
+        <w:rPr>
+          <w:rFonts w:ascii="Arial" w:hAnsi="Arial" w:cs="Arial"/>
+          <w:sz w:val="24"/>
+        </w:rPr>
+        <w:t xml:space="preserve">, de autoria </w:t>
+      </w:r>
       <w:r>
         <w:rPr>
           <w:rFonts w:ascii="Arial" w:hAnsi="Arial" w:cs="Arial"/>
@@ -427,17 +245,7 @@
           <w:bCs/>
           <w:sz w:val="24"/>
         </w:rPr>
-        <w:t>texto_autoria</w:t>
-      </w:r>
-      <w:proofErr w:type="spellEnd"/>
-      <w:r>
-        <w:rPr>
-          <w:rFonts w:ascii="Arial" w:hAnsi="Arial" w:cs="Arial"/>
-          <w:b/>
-          <w:bCs/>
-          <w:sz w:val="24"/>
-        </w:rPr>
-        <w:t>}}</w:t>
+        <w:t>{{texto_autoria}}</w:t>
       </w:r>
       <w:r>
         <w:rPr>
@@ -541,37 +349,12 @@
           </wp:anchor>
         </w:drawing>
       </w:r>
-      <w:proofErr w:type="spellStart"/>
       <w:r>
         <w:rPr>
           <w:rFonts w:ascii="Arial" w:hAnsi="Arial" w:cs="Arial"/>
           <w:sz w:val="24"/>
         </w:rPr>
-        <w:t>Sendo</w:t>
-      </w:r>
-      <w:proofErr w:type="spellEnd"/>
-      <w:r>
-        <w:rPr>
-          <w:rFonts w:ascii="Arial" w:hAnsi="Arial" w:cs="Arial"/>
-          <w:sz w:val="24"/>
-        </w:rPr>
-        <w:t xml:space="preserve"> </w:t>
-      </w:r>
-      <w:proofErr w:type="spellStart"/>
-      <w:r>
-        <w:rPr>
-          <w:rFonts w:ascii="Arial" w:hAnsi="Arial" w:cs="Arial"/>
-          <w:sz w:val="24"/>
-        </w:rPr>
-        <w:t>só</w:t>
-      </w:r>
-      <w:proofErr w:type="spellEnd"/>
-      <w:r>
-        <w:rPr>
-          <w:rFonts w:ascii="Arial" w:hAnsi="Arial" w:cs="Arial"/>
-          <w:sz w:val="24"/>
-        </w:rPr>
-        <w:t xml:space="preserve"> para o momento, reiteramos nossos protestos de estima e consideração.</w:t>
+        <w:t>Sendo só para o momento, reiteramos nossos protestos de estima e consideração.</w:t>
       </w:r>
     </w:p>
     <w:p>
@@ -775,23 +558,7 @@
           <w:rFonts w:ascii="Arial" w:hAnsi="Arial" w:cs="Arial"/>
           <w:sz w:val="24"/>
         </w:rPr>
-        <w:t>{{</w:t>
-      </w:r>
-      <w:proofErr w:type="spellStart"/>
-      <w:r>
-        <w:rPr>
-          <w:rFonts w:ascii="Arial" w:hAnsi="Arial" w:cs="Arial"/>
-          <w:sz w:val="24"/>
-        </w:rPr>
-        <w:t>tratamento_rodape</w:t>
-      </w:r>
-      <w:proofErr w:type="spellEnd"/>
-      <w:r>
-        <w:rPr>
-          <w:rFonts w:ascii="Arial" w:hAnsi="Arial" w:cs="Arial"/>
-          <w:sz w:val="24"/>
-        </w:rPr>
-        <w:t>}}</w:t>
+        <w:t>{{tratamento_rodape}}</w:t>
       </w:r>
     </w:p>
     <w:p>
